--- a/sourse/с, с++/Технологии разработки современного программного обеспечения/chernikova_v_m_lab_2_make-master/Черникова_Отчет2.docx
+++ b/sourse/с, с++/Технологии разработки современного программного обеспечения/chernikova_v_m_lab_2_make-master/Черникова_Отчет2.docx
@@ -361,61 +361,7 @@
         <w:rPr>
           <w:rFonts w:cs="Times New Roman"/>
         </w:rPr>
-        <w:t>студент гр. 51</w:t>
-      </w:r>
-      <w:r>
-        <w:rPr>
-          <w:rFonts w:cs="Times New Roman"/>
-        </w:rPr>
-        <w:t>31</w:t>
-      </w:r>
-      <w:r>
-        <w:rPr>
-          <w:rFonts w:cs="Times New Roman"/>
-        </w:rPr>
-        <w:t>00</w:t>
-      </w:r>
-      <w:r>
-        <w:rPr>
-          <w:rFonts w:cs="Times New Roman"/>
-        </w:rPr>
-        <w:t>1</w:t>
-      </w:r>
-      <w:r>
-        <w:rPr>
-          <w:rFonts w:cs="Times New Roman"/>
-        </w:rPr>
-        <w:t>/</w:t>
-      </w:r>
-      <w:r>
-        <w:rPr>
-          <w:rFonts w:cs="Times New Roman"/>
-        </w:rPr>
-        <w:t>2</w:t>
-      </w:r>
-      <w:r>
-        <w:rPr>
-          <w:rFonts w:cs="Times New Roman"/>
-        </w:rPr>
-        <w:t>0</w:t>
-      </w:r>
-      <w:r>
-        <w:rPr>
-          <w:rFonts w:cs="Times New Roman"/>
-        </w:rPr>
-        <w:t>5</w:t>
-      </w:r>
-      <w:r>
-        <w:rPr>
-          <w:rFonts w:cs="Times New Roman"/>
-        </w:rPr>
-        <w:t>0</w:t>
-      </w:r>
-      <w:r>
-        <w:rPr>
-          <w:rFonts w:cs="Times New Roman"/>
-        </w:rPr>
-        <w:t>3</w:t>
+        <w:t>студент гр.</w:t>
       </w:r>
       <w:r>
         <w:rPr>
@@ -588,24 +534,6 @@
         <w:tab/>
         <w:t xml:space="preserve">       </w:t>
       </w:r>
-      <w:r>
-        <w:rPr>
-          <w:rFonts w:cs="Times New Roman"/>
-        </w:rPr>
-        <w:t>Завадский Е</w:t>
-      </w:r>
-      <w:r>
-        <w:rPr>
-          <w:rFonts w:cs="Times New Roman"/>
-        </w:rPr>
-        <w:t>.</w:t>
-      </w:r>
-      <w:r>
-        <w:rPr>
-          <w:rFonts w:cs="Times New Roman"/>
-        </w:rPr>
-        <w:t xml:space="preserve"> В.</w:t>
-      </w:r>
     </w:p>
     <w:p>
       <w:pPr>
@@ -835,17 +763,73 @@
     </w:p>
     <w:p>
       <w:r>
-        <w:t xml:space="preserve">1. Изучить синтаксис файла конфигурации (Makefile) системы сборки make. </w:t>
+        <w:t>1. Изучить синтаксис файла конфигурации (</w:t>
+      </w:r>
+      <w:proofErr w:type="spellStart"/>
+      <w:r>
+        <w:t>Makefile</w:t>
+      </w:r>
+      <w:proofErr w:type="spellEnd"/>
+      <w:r>
+        <w:t xml:space="preserve">) системы сборки </w:t>
+      </w:r>
+      <w:proofErr w:type="spellStart"/>
+      <w:r>
+        <w:t>make</w:t>
+      </w:r>
+      <w:proofErr w:type="spellEnd"/>
+      <w:r>
+        <w:t xml:space="preserve">. </w:t>
       </w:r>
     </w:p>
     <w:p>
       <w:r>
-        <w:t xml:space="preserve">2. Разработать программу, которая формирует PNG-файла с нарисованным в нем текстовым сообщением с помощью шрифта, загруженного из файла *.ttf с использованием библиотеки zlib [1], libpng [2], freetype [3]. </w:t>
+        <w:t>2. Разработать программу, которая формирует PNG-файла с нарисованным в нем текстовым сообщением с помощью шрифта, загруженного из файла *.</w:t>
+      </w:r>
+      <w:proofErr w:type="spellStart"/>
+      <w:r>
+        <w:t>ttf</w:t>
+      </w:r>
+      <w:proofErr w:type="spellEnd"/>
+      <w:r>
+        <w:t xml:space="preserve"> с использованием библиотеки </w:t>
+      </w:r>
+      <w:proofErr w:type="spellStart"/>
+      <w:r>
+        <w:t>zlib</w:t>
+      </w:r>
+      <w:proofErr w:type="spellEnd"/>
+      <w:r>
+        <w:t xml:space="preserve"> [1], </w:t>
+      </w:r>
+      <w:proofErr w:type="spellStart"/>
+      <w:r>
+        <w:t>libpng</w:t>
+      </w:r>
+      <w:proofErr w:type="spellEnd"/>
+      <w:r>
+        <w:t xml:space="preserve"> [2], </w:t>
+      </w:r>
+      <w:proofErr w:type="spellStart"/>
+      <w:r>
+        <w:t>freetype</w:t>
+      </w:r>
+      <w:proofErr w:type="spellEnd"/>
+      <w:r>
+        <w:t xml:space="preserve"> [3]. </w:t>
       </w:r>
     </w:p>
     <w:p>
       <w:r>
-        <w:t>3. Разработать Makefile для сборки трех версий программы:</w:t>
+        <w:t xml:space="preserve">3. Разработать </w:t>
+      </w:r>
+      <w:proofErr w:type="spellStart"/>
+      <w:r>
+        <w:t>Makefile</w:t>
+      </w:r>
+      <w:proofErr w:type="spellEnd"/>
+      <w:r>
+        <w:t xml:space="preserve"> для сборки трех версий программы:</w:t>
       </w:r>
     </w:p>
     <w:p>
@@ -878,7 +862,23 @@
         <w:t>⎯</w:t>
       </w:r>
       <w:r>
-        <w:t xml:space="preserve"> в виде blob-файла, загружаемого с диска при помощи загрузчика elf-loader.</w:t>
+        <w:t xml:space="preserve"> в виде </w:t>
+      </w:r>
+      <w:proofErr w:type="spellStart"/>
+      <w:r>
+        <w:t>blob</w:t>
+      </w:r>
+      <w:proofErr w:type="spellEnd"/>
+      <w:r>
+        <w:t xml:space="preserve">-файла, загружаемого с диска при помощи загрузчика </w:t>
+      </w:r>
+      <w:proofErr w:type="spellStart"/>
+      <w:r>
+        <w:t>elf-loader</w:t>
+      </w:r>
+      <w:proofErr w:type="spellEnd"/>
+      <w:r>
+        <w:t>.</w:t>
       </w:r>
     </w:p>
     <w:p>
@@ -963,33 +963,24 @@
         <w:pStyle w:val="aff6"/>
       </w:pPr>
       <w:r>
-        <w:lastRenderedPageBreak/>
         <w:t xml:space="preserve">Рисунок </w:t>
       </w:r>
-      <w:r>
-        <w:fldChar w:fldCharType="begin"/>
-      </w:r>
-      <w:r>
-        <w:instrText xml:space="preserve"> SEQ Рисунок \* ARABIC </w:instrText>
-      </w:r>
-      <w:r>
-        <w:fldChar w:fldCharType="separate"/>
-      </w:r>
-      <w:r>
-        <w:rPr>
-          <w:noProof/>
-        </w:rPr>
-        <w:t>1</w:t>
-      </w:r>
-      <w:r>
-        <w:rPr>
-          <w:noProof/>
-        </w:rPr>
-        <w:fldChar w:fldCharType="end"/>
-      </w:r>
-      <w:r>
-        <w:t xml:space="preserve"> - Например, libpng</w:t>
-      </w:r>
+      <w:fldSimple w:instr=" SEQ Рисунок \* ARABIC ">
+        <w:r>
+          <w:rPr>
+            <w:noProof/>
+          </w:rPr>
+          <w:t>1</w:t>
+        </w:r>
+      </w:fldSimple>
+      <w:r>
+        <w:t xml:space="preserve"> - Например, </w:t>
+      </w:r>
+      <w:proofErr w:type="spellStart"/>
+      <w:r>
+        <w:t>libpng</w:t>
+      </w:r>
+      <w:proofErr w:type="spellEnd"/>
     </w:p>
     <w:p>
       <w:r>
@@ -1056,27 +1047,14 @@
       <w:r>
         <w:t xml:space="preserve">Рисунок </w:t>
       </w:r>
-      <w:r>
-        <w:fldChar w:fldCharType="begin"/>
-      </w:r>
-      <w:r>
-        <w:instrText xml:space="preserve"> SEQ Рисунок \* ARABIC </w:instrText>
-      </w:r>
-      <w:r>
-        <w:fldChar w:fldCharType="separate"/>
-      </w:r>
-      <w:r>
-        <w:rPr>
-          <w:noProof/>
-        </w:rPr>
-        <w:t>2</w:t>
-      </w:r>
-      <w:r>
-        <w:rPr>
-          <w:noProof/>
-        </w:rPr>
-        <w:fldChar w:fldCharType="end"/>
-      </w:r>
+      <w:fldSimple w:instr=" SEQ Рисунок \* ARABIC ">
+        <w:r>
+          <w:rPr>
+            <w:noProof/>
+          </w:rPr>
+          <w:t>2</w:t>
+        </w:r>
+      </w:fldSimple>
       <w:r>
         <w:t xml:space="preserve"> - структура директории</w:t>
       </w:r>
@@ -1309,7 +1287,6 @@
           <w:noProof/>
           <w:lang w:val="en-US"/>
         </w:rPr>
-        <w:lastRenderedPageBreak/>
         <mc:AlternateContent>
           <mc:Choice Requires="wps">
             <w:drawing>
@@ -2993,21 +2970,31 @@
     <w:p>
       <w:pPr>
         <w:pStyle w:val="afff0"/>
-        <w:rPr>
-          <w:lang w:val="en-US"/>
-        </w:rPr>
       </w:pPr>
       <w:r>
         <w:t xml:space="preserve">Рисунок </w:t>
       </w:r>
-      <w:fldSimple w:instr=" SEQ Рисунок \* ARABIC ">
-        <w:r>
-          <w:rPr>
-            <w:noProof/>
-          </w:rPr>
-          <w:t>5</w:t>
-        </w:r>
-      </w:fldSimple>
+      <w:r>
+        <w:fldChar w:fldCharType="begin"/>
+      </w:r>
+      <w:r>
+        <w:instrText xml:space="preserve"> SEQ Рисунок \* ARABIC </w:instrText>
+      </w:r>
+      <w:r>
+        <w:fldChar w:fldCharType="separate"/>
+      </w:r>
+      <w:r>
+        <w:rPr>
+          <w:noProof/>
+        </w:rPr>
+        <w:t>5</w:t>
+      </w:r>
+      <w:r>
+        <w:rPr>
+          <w:noProof/>
+        </w:rPr>
+        <w:fldChar w:fldCharType="end"/>
+      </w:r>
       <w:r>
         <w:t xml:space="preserve"> - </w:t>
       </w:r>
@@ -3028,14 +3015,27 @@
       <w:r>
         <w:t xml:space="preserve">Часть кода </w:t>
       </w:r>
-      <w:fldSimple w:instr=" SEQ Часть_кода \* ARABIC ">
-        <w:r>
-          <w:rPr>
-            <w:noProof/>
-          </w:rPr>
-          <w:t>1</w:t>
-        </w:r>
-      </w:fldSimple>
+      <w:r>
+        <w:fldChar w:fldCharType="begin"/>
+      </w:r>
+      <w:r>
+        <w:instrText xml:space="preserve"> SEQ Часть_кода \* ARABIC </w:instrText>
+      </w:r>
+      <w:r>
+        <w:fldChar w:fldCharType="separate"/>
+      </w:r>
+      <w:r>
+        <w:rPr>
+          <w:noProof/>
+        </w:rPr>
+        <w:t>1</w:t>
+      </w:r>
+      <w:r>
+        <w:rPr>
+          <w:noProof/>
+        </w:rPr>
+        <w:fldChar w:fldCharType="end"/>
+      </w:r>
       <w:r>
         <w:t xml:space="preserve"> - </w:t>
       </w:r>
@@ -3248,7 +3248,6 @@
         <w:rPr>
           <w:noProof/>
         </w:rPr>
-        <w:lastRenderedPageBreak/>
         <w:drawing>
           <wp:inline distT="0" distB="0" distL="0" distR="0" wp14:anchorId="65F1ACB1" wp14:editId="6302E878">
             <wp:extent cx="4448852" cy="982980"/>
@@ -3339,14 +3338,27 @@
       <w:r>
         <w:t xml:space="preserve">Рисунок </w:t>
       </w:r>
-      <w:fldSimple w:instr=" SEQ Рисунок \* ARABIC ">
-        <w:r>
-          <w:rPr>
-            <w:noProof/>
-          </w:rPr>
-          <w:t>6</w:t>
-        </w:r>
-      </w:fldSimple>
+      <w:r>
+        <w:fldChar w:fldCharType="begin"/>
+      </w:r>
+      <w:r>
+        <w:instrText xml:space="preserve"> SEQ Рисунок \* ARABIC </w:instrText>
+      </w:r>
+      <w:r>
+        <w:fldChar w:fldCharType="separate"/>
+      </w:r>
+      <w:r>
+        <w:rPr>
+          <w:noProof/>
+        </w:rPr>
+        <w:t>6</w:t>
+      </w:r>
+      <w:r>
+        <w:rPr>
+          <w:noProof/>
+        </w:rPr>
+        <w:fldChar w:fldCharType="end"/>
+      </w:r>
       <w:r>
         <w:t xml:space="preserve"> - проверка на зависимости </w:t>
       </w:r>
@@ -3536,14 +3548,27 @@
       <w:r>
         <w:t xml:space="preserve">Рисунок </w:t>
       </w:r>
-      <w:fldSimple w:instr=" SEQ Рисунок \* ARABIC ">
-        <w:r>
-          <w:rPr>
-            <w:noProof/>
-          </w:rPr>
-          <w:t>8</w:t>
-        </w:r>
-      </w:fldSimple>
+      <w:r>
+        <w:fldChar w:fldCharType="begin"/>
+      </w:r>
+      <w:r>
+        <w:instrText xml:space="preserve"> SEQ Рисунок \* ARABIC </w:instrText>
+      </w:r>
+      <w:r>
+        <w:fldChar w:fldCharType="separate"/>
+      </w:r>
+      <w:r>
+        <w:rPr>
+          <w:noProof/>
+        </w:rPr>
+        <w:t>8</w:t>
+      </w:r>
+      <w:r>
+        <w:rPr>
+          <w:noProof/>
+        </w:rPr>
+        <w:fldChar w:fldCharType="end"/>
+      </w:r>
       <w:r>
         <w:t xml:space="preserve"> - исполняемые файлы</w:t>
       </w:r>
@@ -3568,7 +3593,6 @@
           <w:b w:val="0"/>
           <w:bCs w:val="0"/>
         </w:rPr>
-        <w:lastRenderedPageBreak/>
         <w:t>Вывод</w:t>
       </w:r>
     </w:p>
@@ -3583,16 +3607,7 @@
         <w:t>В результате лабораторной работы было изуче</w:t>
       </w:r>
       <w:r>
-        <w:t xml:space="preserve">ны </w:t>
-      </w:r>
-      <w:r>
-        <w:t>этап</w:t>
-      </w:r>
-      <w:r>
-        <w:t>ы</w:t>
-      </w:r>
-      <w:r>
-        <w:t xml:space="preserve"> сборки программы с учетом особенностей статической и динамической компоновки и практическое освоение средств автоматизации данного процесса</w:t>
+        <w:t>ны этапы сборки программы с учетом особенностей статической и динамической компоновки и практическое освоение средств автоматизации данного процесса</w:t>
       </w:r>
     </w:p>
     <w:sectPr>
